--- a/deploy/prd/resumes/dba_resume.docx
+++ b/deploy/prd/resumes/dba_resume.docx
@@ -16,7 +16,7 @@
         <w:rPr>
           <w:rFonts w:ascii="Play" w:eastAsia="Play" w:hAnsi="Play" w:cs="Play"/>
         </w:rPr>
-        <w:t>David Park Omer</w:t>
+        <w:t>David Omer</w:t>
       </w:r>
     </w:p>
     <w:p>
@@ -31,21 +31,25 @@
         <w:rPr>
           <w:rFonts w:ascii="Play" w:eastAsia="Play" w:hAnsi="Play" w:cs="Play"/>
         </w:rPr>
-        <w:t>Long Beach, CA • compute456</w:t>
-      </w:r>
-      <w:hyperlink r:id="rId8">
-        <w:r>
-          <w:rPr>
-            <w:rFonts w:ascii="Play" w:eastAsia="Play" w:hAnsi="Play" w:cs="Play"/>
-          </w:rPr>
-          <w:t>@outlook.com</w:t>
-        </w:r>
-      </w:hyperlink>
-      <w:r>
-        <w:rPr>
-          <w:rFonts w:ascii="Play" w:eastAsia="Play" w:hAnsi="Play" w:cs="Play"/>
-        </w:rPr>
-        <w:t xml:space="preserve"> •  562-833-4552</w:t>
+        <w:t xml:space="preserve">Long Beach, CA • </w:t>
+      </w:r>
+      <w:r>
+        <w:rPr>
+          <w:rFonts w:ascii="Play" w:eastAsia="Play" w:hAnsi="Play" w:cs="Play"/>
+        </w:rPr>
+        <w:t>david_omer@hotmail.com</w:t>
+      </w:r>
+      <w:r>
+        <w:rPr>
+          <w:rFonts w:ascii="Play" w:eastAsia="Play" w:hAnsi="Play" w:cs="Play"/>
+        </w:rPr>
+        <w:t xml:space="preserve"> • 562-</w:t>
+      </w:r>
+      <w:r>
+        <w:rPr>
+          <w:rFonts w:ascii="Play" w:eastAsia="Play" w:hAnsi="Play" w:cs="Play"/>
+        </w:rPr>
+        <w:t>377-6699</w:t>
       </w:r>
     </w:p>
     <w:p>
@@ -312,13 +316,13 @@
         </w:rPr>
         <w:t>Architected and developed ReviewNudge™ (</w:t>
       </w:r>
-      <w:hyperlink r:id="rId9" w:history="1">
+      <w:hyperlink r:id="rId8" w:history="1">
         <w:r>
           <w:rPr>
             <w:rFonts w:ascii="Play" w:eastAsia="Play" w:hAnsi="Play" w:cs="Play"/>
             <w:color w:val="000000"/>
           </w:rPr>
-          <w:t>reviewnudge.dourl.net</w:t>
+          <w:t>reviewnudge.solutionsetal.com</w:t>
         </w:r>
       </w:hyperlink>
       <w:r>
@@ -356,13 +360,27 @@
         </w:rPr>
         <w:t>Designed and developed Portmason™ (</w:t>
       </w:r>
-      <w:hyperlink r:id="rId10" w:anchor="lab" w:history="1">
+      <w:hyperlink r:id="rId9" w:anchor="lab" w:history="1">
         <w:r>
           <w:rPr>
             <w:rFonts w:ascii="Play" w:eastAsia="Play" w:hAnsi="Play" w:cs="Play"/>
             <w:color w:val="000000"/>
           </w:rPr>
-          <w:t>www.etal.solutions</w:t>
+          <w:t>www.solution</w:t>
+        </w:r>
+        <w:r>
+          <w:rPr>
+            <w:rFonts w:ascii="Play" w:eastAsia="Play" w:hAnsi="Play" w:cs="Play"/>
+            <w:color w:val="000000"/>
+          </w:rPr>
+          <w:t>s</w:t>
+        </w:r>
+        <w:r>
+          <w:rPr>
+            <w:rFonts w:ascii="Play" w:eastAsia="Play" w:hAnsi="Play" w:cs="Play"/>
+            <w:color w:val="000000"/>
+          </w:rPr>
+          <w:t>etal.com</w:t>
         </w:r>
       </w:hyperlink>
       <w:r>
@@ -502,7 +520,21 @@
           <w:rFonts w:ascii="Play" w:eastAsia="Play" w:hAnsi="Play" w:cs="Play"/>
           <w:color w:val="000000"/>
         </w:rPr>
-        <w:t xml:space="preserve"> (https://etal.solutions)</w:t>
+        <w:t xml:space="preserve"> (https://solutions</w:t>
+      </w:r>
+      <w:r>
+        <w:rPr>
+          <w:rFonts w:ascii="Play" w:eastAsia="Play" w:hAnsi="Play" w:cs="Play"/>
+          <w:color w:val="000000"/>
+        </w:rPr>
+        <w:t>etal.com</w:t>
+      </w:r>
+      <w:r>
+        <w:rPr>
+          <w:rFonts w:ascii="Play" w:eastAsia="Play" w:hAnsi="Play" w:cs="Play"/>
+          <w:color w:val="000000"/>
+        </w:rPr>
+        <w:t>)</w:t>
       </w:r>
       <w:r>
         <w:rPr>
@@ -595,21 +627,7 @@
         <w:rPr>
           <w:rFonts w:ascii="Play" w:eastAsia="Play" w:hAnsi="Play" w:cs="Play"/>
         </w:rPr>
-        <w:t xml:space="preserve"> enabled developers to rapidly identify and resolve performance issues involving table variables, memory-intensive workloads, and inefficient query </w:t>
-      </w:r>
-      <w:proofErr w:type="spellStart"/>
-      <w:r>
-        <w:rPr>
-          <w:rFonts w:ascii="Play" w:eastAsia="Play" w:hAnsi="Play" w:cs="Play"/>
-        </w:rPr>
-        <w:t>execuution</w:t>
-      </w:r>
-      <w:proofErr w:type="spellEnd"/>
-      <w:r>
-        <w:rPr>
-          <w:rFonts w:ascii="Play" w:eastAsia="Play" w:hAnsi="Play" w:cs="Play"/>
-        </w:rPr>
-        <w:t xml:space="preserve"> plans.</w:t>
+        <w:t xml:space="preserve"> enabled developers to rapidly identify and resolve performance issues involving table variables, memory-intensive workloads, and inefficient query execuution plans.</w:t>
       </w:r>
     </w:p>
     <w:p>
@@ -1022,23 +1040,7 @@
           <w:rFonts w:ascii="Play" w:eastAsia="Play" w:hAnsi="Play" w:cs="Play"/>
           <w:color w:val="000000"/>
         </w:rPr>
-        <w:t xml:space="preserve"> recovery point objective, while incorporating encryption throughout the entire disaster recovery </w:t>
-      </w:r>
-      <w:proofErr w:type="spellStart"/>
-      <w:r>
-        <w:rPr>
-          <w:rFonts w:ascii="Play" w:eastAsia="Play" w:hAnsi="Play" w:cs="Play"/>
-          <w:color w:val="000000"/>
-        </w:rPr>
-        <w:t>lifecyle</w:t>
-      </w:r>
-      <w:proofErr w:type="spellEnd"/>
-      <w:r>
-        <w:rPr>
-          <w:rFonts w:ascii="Play" w:eastAsia="Play" w:hAnsi="Play" w:cs="Play"/>
-          <w:color w:val="000000"/>
-        </w:rPr>
-        <w:t>.</w:t>
+        <w:t xml:space="preserve"> recovery point objective, while incorporating encryption throughout the entire disaster recovery lifecyle.</w:t>
       </w:r>
     </w:p>
     <w:p>
@@ -1676,7 +1678,7 @@
       </w:r>
     </w:p>
     <w:sectPr>
-      <w:footerReference w:type="default" r:id="rId11"/>
+      <w:footerReference w:type="default" r:id="rId10"/>
       <w:pgSz w:w="12240" w:h="15840"/>
       <w:pgMar w:top="980" w:right="720" w:bottom="700" w:left="720" w:header="0" w:footer="507" w:gutter="0"/>
       <w:pgNumType w:start="1"/>
